--- a/lessons/5-9-group1/homework.docx
+++ b/lessons/5-9-group1/homework.docx
@@ -115,7 +115,7 @@
           <wp:inline distT="0" distB="0" distL="0" distR="0">
             <wp:extent cx="1047750" cy="790575"/>
             <wp:effectExtent t="0" r="0" b="0" l="0"/>
-            <wp:docPr id="1" name="" descr="" title=""/>
+            <wp:docPr id="1" name="Regular Polygon" descr="Picture illustrating the vocabulary word &quot;Regular Polygon&quot;" title="Regular Polygon"/>
             <wp:cNvGraphicFramePr>
               <a:graphicFrameLocks xmlns:a="http://schemas.openxmlformats.org/drawingml/2006/main" noChangeAspect="1"/>
             </wp:cNvGraphicFramePr>
@@ -161,10 +161,10 @@
           <w:b/>
           <w:bCs/>
         </w:rPr>
-        <w:t xml:space="preserve">Area of Regular Polygons (Área de polígonos regulares)</w:t>
-      </w:r>
-      <w:r>
-        <w:t xml:space="preserve"> — The space a regular polygon covers. Split it from the center into identical triangles, find one triangle's area, then multiply by how many there are.</w:t>
+        <w:t xml:space="preserve">Regular Polygon (Polígono regular)</w:t>
+      </w:r>
+      <w:r>
+        <w:t xml:space="preserve"> — A closed flat shape made of straight sides, where every side is the same length and every angle is the same size.</w:t>
       </w:r>
     </w:p>
     <w:p>
@@ -178,7 +178,7 @@
           <wp:inline distT="0" distB="0" distL="0" distR="0">
             <wp:extent cx="1047750" cy="790575"/>
             <wp:effectExtent t="0" r="0" b="0" l="0"/>
-            <wp:docPr id="1" name="" descr="" title=""/>
+            <wp:docPr id="1" name="Decompose" descr="Picture illustrating the vocabulary word &quot;Decompose&quot;" title="Decompose"/>
             <wp:cNvGraphicFramePr>
               <a:graphicFrameLocks xmlns:a="http://schemas.openxmlformats.org/drawingml/2006/main" noChangeAspect="1"/>
             </wp:cNvGraphicFramePr>
@@ -224,10 +224,10 @@
           <w:b/>
           <w:bCs/>
         </w:rPr>
-        <w:t xml:space="preserve">Regular Polygon (Polígono regular)</w:t>
-      </w:r>
-      <w:r>
-        <w:t xml:space="preserve"> — A closed flat shape made of straight sides, where every side is the same length and every angle is the same size.</w:t>
+        <w:t xml:space="preserve">Decompose (Descomponer)</w:t>
+      </w:r>
+      <w:r>
+        <w:t xml:space="preserve"> — To break a shape into smaller, simpler shapes.</w:t>
       </w:r>
     </w:p>
     <w:p>
@@ -239,9 +239,9 @@
       <w:r>
         <w:drawing>
           <wp:inline distT="0" distB="0" distL="0" distR="0">
-            <wp:extent cx="1047750" cy="790575"/>
+            <wp:extent cx="1047750" cy="695325"/>
             <wp:effectExtent t="0" r="0" b="0" l="0"/>
-            <wp:docPr id="1" name="" descr="" title=""/>
+            <wp:docPr id="1" name="Triangle" descr="Picture illustrating the vocabulary word &quot;Triangle&quot;" title="Triangle"/>
             <wp:cNvGraphicFramePr>
               <a:graphicFrameLocks xmlns:a="http://schemas.openxmlformats.org/drawingml/2006/main" noChangeAspect="1"/>
             </wp:cNvGraphicFramePr>
@@ -264,7 +264,7 @@
                   <pic:spPr bwMode="auto">
                     <a:xfrm>
                       <a:off x="0" y="0"/>
-                      <a:ext cx="1047750" cy="790575"/>
+                      <a:ext cx="1047750" cy="695325"/>
                     </a:xfrm>
                     <a:prstGeom prst="rect">
                       <a:avLst/>
@@ -287,10 +287,10 @@
           <w:b/>
           <w:bCs/>
         </w:rPr>
-        <w:t xml:space="preserve">Decompose (Descomponer)</w:t>
-      </w:r>
-      <w:r>
-        <w:t xml:space="preserve"> — To break a shape into smaller, simpler shapes.</w:t>
+        <w:t xml:space="preserve">Triangle (Triángulo)</w:t>
+      </w:r>
+      <w:r>
+        <w:t xml:space="preserve"> — A shape with three sides.</w:t>
       </w:r>
     </w:p>
     <w:p>
@@ -302,9 +302,9 @@
       <w:r>
         <w:drawing>
           <wp:inline distT="0" distB="0" distL="0" distR="0">
-            <wp:extent cx="1047750" cy="695325"/>
+            <wp:extent cx="1047750" cy="790575"/>
             <wp:effectExtent t="0" r="0" b="0" l="0"/>
-            <wp:docPr id="1" name="" descr="" title=""/>
+            <wp:docPr id="1" name="Composite" descr="Picture illustrating the vocabulary word &quot;Composite&quot;" title="Composite"/>
             <wp:cNvGraphicFramePr>
               <a:graphicFrameLocks xmlns:a="http://schemas.openxmlformats.org/drawingml/2006/main" noChangeAspect="1"/>
             </wp:cNvGraphicFramePr>
@@ -327,7 +327,7 @@
                   <pic:spPr bwMode="auto">
                     <a:xfrm>
                       <a:off x="0" y="0"/>
-                      <a:ext cx="1047750" cy="695325"/>
+                      <a:ext cx="1047750" cy="790575"/>
                     </a:xfrm>
                     <a:prstGeom prst="rect">
                       <a:avLst/>
@@ -350,10 +350,10 @@
           <w:b/>
           <w:bCs/>
         </w:rPr>
-        <w:t xml:space="preserve">Triangle (Triángulo)</w:t>
-      </w:r>
-      <w:r>
-        <w:t xml:space="preserve"> — A shape with three sides.</w:t>
+        <w:t xml:space="preserve">Composite (Compuesto)</w:t>
+      </w:r>
+      <w:r>
+        <w:t xml:space="preserve"> — Made by putting two or more simple shapes together.</w:t>
       </w:r>
     </w:p>
     <w:p>
@@ -367,7 +367,7 @@
           <wp:inline distT="0" distB="0" distL="0" distR="0">
             <wp:extent cx="1047750" cy="790575"/>
             <wp:effectExtent t="0" r="0" b="0" l="0"/>
-            <wp:docPr id="1" name="" descr="" title=""/>
+            <wp:docPr id="1" name="Formula" descr="Picture illustrating the vocabulary word &quot;Formula&quot;" title="Formula"/>
             <wp:cNvGraphicFramePr>
               <a:graphicFrameLocks xmlns:a="http://schemas.openxmlformats.org/drawingml/2006/main" noChangeAspect="1"/>
             </wp:cNvGraphicFramePr>
@@ -413,69 +413,6 @@
           <w:b/>
           <w:bCs/>
         </w:rPr>
-        <w:t xml:space="preserve">Composite (Compuesto)</w:t>
-      </w:r>
-      <w:r>
-        <w:t xml:space="preserve"> — Made by putting two or more simple shapes together.</w:t>
-      </w:r>
-    </w:p>
-    <w:p>
-      <w:pPr>
-        <w:keepNext/>
-        <w:spacing w:after="20" w:before="80"/>
-        <w:jc w:val="center"/>
-      </w:pPr>
-      <w:r>
-        <w:drawing>
-          <wp:inline distT="0" distB="0" distL="0" distR="0">
-            <wp:extent cx="1047750" cy="790575"/>
-            <wp:effectExtent t="0" r="0" b="0" l="0"/>
-            <wp:docPr id="1" name="" descr="" title=""/>
-            <wp:cNvGraphicFramePr>
-              <a:graphicFrameLocks xmlns:a="http://schemas.openxmlformats.org/drawingml/2006/main" noChangeAspect="1"/>
-            </wp:cNvGraphicFramePr>
-            <a:graphic xmlns:a="http://schemas.openxmlformats.org/drawingml/2006/main">
-              <a:graphicData uri="http://schemas.openxmlformats.org/drawingml/2006/picture">
-                <pic:pic xmlns:pic="http://schemas.openxmlformats.org/drawingml/2006/picture">
-                  <pic:nvPicPr>
-                    <pic:cNvPr id="0" name="" descr=""/>
-                    <pic:cNvPicPr>
-                      <a:picLocks noChangeAspect="1" noChangeArrowheads="1"/>
-                    </pic:cNvPicPr>
-                  </pic:nvPicPr>
-                  <pic:blipFill>
-                    <a:blip r:embed="rId12" cstate="none"/>
-                    <a:srcRect/>
-                    <a:stretch>
-                      <a:fillRect/>
-                    </a:stretch>
-                  </pic:blipFill>
-                  <pic:spPr bwMode="auto">
-                    <a:xfrm>
-                      <a:off x="0" y="0"/>
-                      <a:ext cx="1047750" cy="790575"/>
-                    </a:xfrm>
-                    <a:prstGeom prst="rect">
-                      <a:avLst/>
-                    </a:prstGeom>
-                  </pic:spPr>
-                </pic:pic>
-              </a:graphicData>
-            </a:graphic>
-          </wp:inline>
-        </w:drawing>
-      </w:r>
-    </w:p>
-    <w:p>
-      <w:pPr>
-        <w:keepNext/>
-        <w:spacing w:after="120"/>
-      </w:pPr>
-      <w:r>
-        <w:rPr>
-          <w:b/>
-          <w:bCs/>
-        </w:rPr>
         <w:t xml:space="preserve">Formula (Fórmula)</w:t>
       </w:r>
       <w:r>
@@ -524,6 +461,61 @@
         <w:spacing w:after="40" w:before="0"/>
       </w:pPr>
       <w:r>
+        <w:t xml:space="preserve">     A. 11.2 sq ft</w:t>
+      </w:r>
+    </w:p>
+    <w:p>
+      <w:pPr>
+        <w:spacing w:after="40" w:before="0"/>
+      </w:pPr>
+      <w:r>
+        <w:t xml:space="preserve">     B. 15.6 sq ft</w:t>
+      </w:r>
+    </w:p>
+    <w:p>
+      <w:pPr>
+        <w:spacing w:after="40" w:before="0"/>
+      </w:pPr>
+      <w:r>
+        <w:t xml:space="preserve">     C. 15.6 ft</w:t>
+      </w:r>
+    </w:p>
+    <w:p>
+      <w:pPr>
+        <w:spacing w:after="40" w:before="0"/>
+      </w:pPr>
+      <w:r>
+        <w:t xml:space="preserve">     D. 31.2 sq ft</w:t>
+      </w:r>
+    </w:p>
+    <w:p>
+      <w:pPr>
+        <w:spacing w:after="60" w:before="120"/>
+      </w:pPr>
+      <w:r>
+        <w:rPr>
+          <w:color w:val="BBBBBB"/>
+        </w:rPr>
+        <w:t xml:space="preserve">______________________________________________________________________</w:t>
+      </w:r>
+    </w:p>
+    <w:p>
+      <w:pPr>
+        <w:spacing w:after="80" w:before="0"/>
+      </w:pPr>
+      <w:r>
+        <w:rPr>
+          <w:b/>
+          <w:bCs/>
+        </w:rPr>
+        <w:t xml:space="preserve">2. Using the triangle from the previous question, what is the total area of the hexagonal skylight?</w:t>
+      </w:r>
+    </w:p>
+    <w:p>
+      <w:pPr>
+        <w:spacing w:after="40" w:before="0"/>
+      </w:pPr>
+      <w:r>
         <w:t xml:space="preserve">     A. 15.6 sq ft</w:t>
       </w:r>
     </w:p>
@@ -532,23 +524,23 @@
         <w:spacing w:after="40" w:before="0"/>
       </w:pPr>
       <w:r>
-        <w:t xml:space="preserve">     B. 31.2 sq ft</w:t>
-      </w:r>
-    </w:p>
-    <w:p>
-      <w:pPr>
-        <w:spacing w:after="40" w:before="0"/>
-      </w:pPr>
-      <w:r>
-        <w:t xml:space="preserve">     C. 11.2 sq ft</w:t>
-      </w:r>
-    </w:p>
-    <w:p>
-      <w:pPr>
-        <w:spacing w:after="40" w:before="0"/>
-      </w:pPr>
-      <w:r>
-        <w:t xml:space="preserve">     D. 15.6 ft</w:t>
+        <w:t xml:space="preserve">     B. 62.4 sq ft</w:t>
+      </w:r>
+    </w:p>
+    <w:p>
+      <w:pPr>
+        <w:spacing w:after="40" w:before="0"/>
+      </w:pPr>
+      <w:r>
+        <w:t xml:space="preserve">     C. 93.6 sq ft</w:t>
+      </w:r>
+    </w:p>
+    <w:p>
+      <w:pPr>
+        <w:spacing w:after="40" w:before="0"/>
+      </w:pPr>
+      <w:r>
+        <w:t xml:space="preserve">     D. 187.2 sq ft</w:t>
       </w:r>
     </w:p>
     <w:p>
@@ -571,204 +563,39 @@
           <w:b/>
           <w:bCs/>
         </w:rPr>
-        <w:t xml:space="preserve">2. Using the triangle from the previous question, what is the total area of the hexagonal skylight?</w:t>
-      </w:r>
-    </w:p>
-    <w:p>
-      <w:pPr>
-        <w:spacing w:after="40" w:before="0"/>
-      </w:pPr>
-      <w:r>
-        <w:t xml:space="preserve">     A. 93.6 sq ft</w:t>
-      </w:r>
-    </w:p>
-    <w:p>
-      <w:pPr>
-        <w:spacing w:after="40" w:before="0"/>
-      </w:pPr>
-      <w:r>
-        <w:t xml:space="preserve">     B. 15.6 sq ft</w:t>
-      </w:r>
-    </w:p>
-    <w:p>
-      <w:pPr>
-        <w:spacing w:after="40" w:before="0"/>
-      </w:pPr>
-      <w:r>
-        <w:t xml:space="preserve">     C. 187.2 sq ft</w:t>
-      </w:r>
-    </w:p>
-    <w:p>
-      <w:pPr>
-        <w:spacing w:after="40" w:before="0"/>
-      </w:pPr>
-      <w:r>
-        <w:t xml:space="preserve">     D. 62.4 sq ft</w:t>
-      </w:r>
-    </w:p>
-    <w:p>
-      <w:pPr>
-        <w:spacing w:after="60" w:before="120"/>
-      </w:pPr>
-      <w:r>
-        <w:rPr>
-          <w:color w:val="BBBBBB"/>
-        </w:rPr>
-        <w:t xml:space="preserve">______________________________________________________________________</w:t>
-      </w:r>
-    </w:p>
-    <w:p>
-      <w:pPr>
-        <w:spacing w:after="80" w:before="0"/>
-      </w:pPr>
-      <w:r>
-        <w:rPr>
-          <w:b/>
-          <w:bCs/>
-        </w:rPr>
-        <w:t xml:space="preserve">3. A regular pentagonal tile splits into 5 congruent triangles. Each triangle has a base of 4 in and a height of 6 in. What is the total area of the tile?</w:t>
-      </w:r>
-    </w:p>
-    <w:p>
-      <w:pPr>
-        <w:spacing w:after="40" w:before="0"/>
-      </w:pPr>
-      <w:r>
-        <w:t xml:space="preserve">     A. 60 in²</w:t>
-      </w:r>
-    </w:p>
-    <w:p>
-      <w:pPr>
-        <w:spacing w:after="40" w:before="0"/>
-      </w:pPr>
-      <w:r>
-        <w:t xml:space="preserve">     B. 12 in²</w:t>
-      </w:r>
-    </w:p>
-    <w:p>
-      <w:pPr>
-        <w:spacing w:after="40" w:before="0"/>
-      </w:pPr>
-      <w:r>
-        <w:t xml:space="preserve">     C. 24 in²</w:t>
-      </w:r>
-    </w:p>
-    <w:p>
-      <w:pPr>
-        <w:spacing w:after="40" w:before="0"/>
-      </w:pPr>
-      <w:r>
-        <w:t xml:space="preserve">     D. 120 in²</w:t>
-      </w:r>
-    </w:p>
-    <w:p>
-      <w:pPr>
-        <w:spacing w:after="60" w:before="120"/>
-      </w:pPr>
-      <w:r>
-        <w:rPr>
-          <w:color w:val="BBBBBB"/>
-        </w:rPr>
-        <w:t xml:space="preserve">______________________________________________________________________</w:t>
-      </w:r>
-    </w:p>
-    <w:p>
-      <w:pPr>
-        <w:spacing w:after="80" w:before="0"/>
-      </w:pPr>
-      <w:r>
-        <w:rPr>
-          <w:b/>
-          <w:bCs/>
-        </w:rPr>
-        <w:t xml:space="preserve">4. An octagon tile splits into equal triangles, each with base 6 ft and height 5 ft. How many triangles, and what is the total area?</w:t>
-      </w:r>
-    </w:p>
-    <w:p>
-      <w:pPr>
-        <w:spacing w:after="40" w:before="0"/>
-      </w:pPr>
-      <w:r>
-        <w:t xml:space="preserve">     A. 120 sq ft</w:t>
-      </w:r>
-    </w:p>
-    <w:p>
-      <w:pPr>
-        <w:spacing w:after="40" w:before="0"/>
-      </w:pPr>
-      <w:r>
-        <w:t xml:space="preserve">     B. 15 sq ft</w:t>
-      </w:r>
-    </w:p>
-    <w:p>
-      <w:pPr>
-        <w:spacing w:after="40" w:before="0"/>
-      </w:pPr>
-      <w:r>
-        <w:t xml:space="preserve">     C. 90 sq ft</w:t>
-      </w:r>
-    </w:p>
-    <w:p>
-      <w:pPr>
-        <w:spacing w:after="40" w:before="0"/>
-      </w:pPr>
-      <w:r>
-        <w:t xml:space="preserve">     D. 105 sq ft</w:t>
-      </w:r>
-    </w:p>
-    <w:p>
-      <w:pPr>
-        <w:spacing w:after="60" w:before="120"/>
-      </w:pPr>
-      <w:r>
-        <w:rPr>
-          <w:color w:val="BBBBBB"/>
-        </w:rPr>
-        <w:t xml:space="preserve">______________________________________________________________________</w:t>
-      </w:r>
-    </w:p>
-    <w:p>
-      <w:pPr>
-        <w:spacing w:after="80" w:before="0"/>
-      </w:pPr>
-      <w:r>
-        <w:rPr>
-          <w:b/>
-          <w:bCs/>
-        </w:rPr>
-        <w:t xml:space="preserve">5. Level 2 Extension — Find the Tile Area Error</w:t>
-      </w:r>
-    </w:p>
-    <w:p>
-      <w:pPr>
-        <w:spacing w:after="40" w:before="0"/>
-      </w:pPr>
-      <w:r>
-        <w:t xml:space="preserve">   Step 1 (Decompose the tile): A regular hexagonal tile = 6 congruent triangles</w:t>
-      </w:r>
-    </w:p>
-    <w:p>
-      <w:pPr>
-        <w:spacing w:after="40" w:before="0"/>
-      </w:pPr>
-      <w:r>
-        <w:t xml:space="preserve">   Step 2 (Identify one triangle): base = 8 in, height = 3.5 in</w:t>
-      </w:r>
-    </w:p>
-    <w:p>
-      <w:pPr>
-        <w:spacing w:after="40" w:before="0"/>
-      </w:pPr>
-      <w:r>
-        <w:t xml:space="preserve">   Step 3 (Find the area of one triangle): A = ½ × 8 × 3.5 = 14 sq in</w:t>
-      </w:r>
-    </w:p>
-    <w:p>
-      <w:pPr>
-        <w:spacing w:after="40" w:before="0"/>
-      </w:pPr>
-      <w:r>
-        <w:t xml:space="preserve">   Step 4 (State the total tile area): Total area = 14 sq in</w:t>
+        <w:t xml:space="preserve">3. Spot the Common Mistake</w:t>
+      </w:r>
+    </w:p>
+    <w:p>
+      <w:pPr>
+        <w:spacing w:after="40" w:before="0"/>
+      </w:pPr>
+      <w:r>
+        <w:t xml:space="preserve">   Step 1 (Decompose the octagon): A regular octagon = 8 congruent triangles</w:t>
+      </w:r>
+    </w:p>
+    <w:p>
+      <w:pPr>
+        <w:spacing w:after="40" w:before="0"/>
+      </w:pPr>
+      <w:r>
+        <w:t xml:space="preserve">   Step 2 (Identify one triangle): base = 3 ft, height = 4 ft</w:t>
+      </w:r>
+    </w:p>
+    <w:p>
+      <w:pPr>
+        <w:spacing w:after="40" w:before="0"/>
+      </w:pPr>
+      <w:r>
+        <w:t xml:space="preserve">   Step 3 (Find the area of one triangle): A = ½ × 3 × 4 = 6 sq ft</w:t>
+      </w:r>
+    </w:p>
+    <w:p>
+      <w:pPr>
+        <w:spacing w:after="40" w:before="0"/>
+      </w:pPr>
+      <w:r>
+        <w:t xml:space="preserve">   Step 4 (Find total area): Total area = 5 × 6 = 30 sq ft</w:t>
       </w:r>
     </w:p>
     <w:p>
@@ -825,39 +652,204 @@
           <w:b/>
           <w:bCs/>
         </w:rPr>
-        <w:t xml:space="preserve">6. Find the Area Error</w:t>
-      </w:r>
-    </w:p>
-    <w:p>
-      <w:pPr>
-        <w:spacing w:after="40" w:before="0"/>
-      </w:pPr>
-      <w:r>
-        <w:t xml:space="preserve">   Step 1 (Decompose the hexagon): A regular hexagon = 6 triangles</w:t>
-      </w:r>
-    </w:p>
-    <w:p>
-      <w:pPr>
-        <w:spacing w:after="40" w:before="0"/>
-      </w:pPr>
-      <w:r>
-        <w:t xml:space="preserve">   Step 2 (Find area of one triangle): b = 5 m, h = 4.3 m</w:t>
-      </w:r>
-    </w:p>
-    <w:p>
-      <w:pPr>
-        <w:spacing w:after="40" w:before="0"/>
-      </w:pPr>
-      <w:r>
-        <w:t xml:space="preserve">   Step 3 (Calculate one triangle): A = ½ × 5 × 4.3 = 10.75 sq m</w:t>
-      </w:r>
-    </w:p>
-    <w:p>
-      <w:pPr>
-        <w:spacing w:after="40" w:before="0"/>
-      </w:pPr>
-      <w:r>
-        <w:t xml:space="preserve">   Step 4 (Find total area): Total = 10.75 + 6 = 16.75 sq m</w:t>
+        <w:t xml:space="preserve">4. A regular hexagonal floor tile splits from its center into 6 congruent triangles, each with an area of 12 cm². What is the total area of the tile?</w:t>
+      </w:r>
+    </w:p>
+    <w:p>
+      <w:pPr>
+        <w:spacing w:after="40" w:before="0"/>
+      </w:pPr>
+      <w:r>
+        <w:t xml:space="preserve">     A. 12 cm²</w:t>
+      </w:r>
+    </w:p>
+    <w:p>
+      <w:pPr>
+        <w:spacing w:after="40" w:before="0"/>
+      </w:pPr>
+      <w:r>
+        <w:t xml:space="preserve">     B. 18 cm²</w:t>
+      </w:r>
+    </w:p>
+    <w:p>
+      <w:pPr>
+        <w:spacing w:after="40" w:before="0"/>
+      </w:pPr>
+      <w:r>
+        <w:t xml:space="preserve">     C. 36 cm²</w:t>
+      </w:r>
+    </w:p>
+    <w:p>
+      <w:pPr>
+        <w:spacing w:after="40" w:before="0"/>
+      </w:pPr>
+      <w:r>
+        <w:t xml:space="preserve">     D. 72 cm²</w:t>
+      </w:r>
+    </w:p>
+    <w:p>
+      <w:pPr>
+        <w:spacing w:after="60" w:before="120"/>
+      </w:pPr>
+      <w:r>
+        <w:rPr>
+          <w:color w:val="BBBBBB"/>
+        </w:rPr>
+        <w:t xml:space="preserve">______________________________________________________________________</w:t>
+      </w:r>
+    </w:p>
+    <w:p>
+      <w:pPr>
+        <w:spacing w:after="80" w:before="0"/>
+      </w:pPr>
+      <w:r>
+        <w:rPr>
+          <w:b/>
+          <w:bCs/>
+        </w:rPr>
+        <w:t xml:space="preserve">5. A regular pentagonal tile splits into 5 congruent triangles. Each triangle has a base of 4 in and a height of 6 in. What is the total area of the tile?</w:t>
+      </w:r>
+    </w:p>
+    <w:p>
+      <w:pPr>
+        <w:spacing w:after="40" w:before="0"/>
+      </w:pPr>
+      <w:r>
+        <w:t xml:space="preserve">     A. 12 in²</w:t>
+      </w:r>
+    </w:p>
+    <w:p>
+      <w:pPr>
+        <w:spacing w:after="40" w:before="0"/>
+      </w:pPr>
+      <w:r>
+        <w:t xml:space="preserve">     B. 24 in²</w:t>
+      </w:r>
+    </w:p>
+    <w:p>
+      <w:pPr>
+        <w:spacing w:after="40" w:before="0"/>
+      </w:pPr>
+      <w:r>
+        <w:t xml:space="preserve">     C. 60 in²</w:t>
+      </w:r>
+    </w:p>
+    <w:p>
+      <w:pPr>
+        <w:spacing w:after="40" w:before="0"/>
+      </w:pPr>
+      <w:r>
+        <w:t xml:space="preserve">     D. 120 in²</w:t>
+      </w:r>
+    </w:p>
+    <w:p>
+      <w:pPr>
+        <w:spacing w:after="60" w:before="120"/>
+      </w:pPr>
+      <w:r>
+        <w:rPr>
+          <w:color w:val="BBBBBB"/>
+        </w:rPr>
+        <w:t xml:space="preserve">______________________________________________________________________</w:t>
+      </w:r>
+    </w:p>
+    <w:p>
+      <w:pPr>
+        <w:spacing w:after="80" w:before="0"/>
+      </w:pPr>
+      <w:r>
+        <w:rPr>
+          <w:b/>
+          <w:bCs/>
+        </w:rPr>
+        <w:t xml:space="preserve">6. An octagon tile splits into equal triangles, each with base 6 ft and height 5 ft. How many triangles, and what is the total area?</w:t>
+      </w:r>
+    </w:p>
+    <w:p>
+      <w:pPr>
+        <w:spacing w:after="40" w:before="0"/>
+      </w:pPr>
+      <w:r>
+        <w:t xml:space="preserve">     A. 15 sq ft</w:t>
+      </w:r>
+    </w:p>
+    <w:p>
+      <w:pPr>
+        <w:spacing w:after="40" w:before="0"/>
+      </w:pPr>
+      <w:r>
+        <w:t xml:space="preserve">     B. 90 sq ft</w:t>
+      </w:r>
+    </w:p>
+    <w:p>
+      <w:pPr>
+        <w:spacing w:after="40" w:before="0"/>
+      </w:pPr>
+      <w:r>
+        <w:t xml:space="preserve">     C. 105 sq ft</w:t>
+      </w:r>
+    </w:p>
+    <w:p>
+      <w:pPr>
+        <w:spacing w:after="40" w:before="0"/>
+      </w:pPr>
+      <w:r>
+        <w:t xml:space="preserve">     D. 120 sq ft</w:t>
+      </w:r>
+    </w:p>
+    <w:p>
+      <w:pPr>
+        <w:spacing w:after="60" w:before="120"/>
+      </w:pPr>
+      <w:r>
+        <w:rPr>
+          <w:color w:val="BBBBBB"/>
+        </w:rPr>
+        <w:t xml:space="preserve">______________________________________________________________________</w:t>
+      </w:r>
+    </w:p>
+    <w:p>
+      <w:pPr>
+        <w:spacing w:after="80" w:before="0"/>
+      </w:pPr>
+      <w:r>
+        <w:rPr>
+          <w:b/>
+          <w:bCs/>
+        </w:rPr>
+        <w:t xml:space="preserve">7. Level 2 Extension — Find the Tile Area Error</w:t>
+      </w:r>
+    </w:p>
+    <w:p>
+      <w:pPr>
+        <w:spacing w:after="40" w:before="0"/>
+      </w:pPr>
+      <w:r>
+        <w:t xml:space="preserve">   Step 1 (Decompose the tile): A regular hexagonal tile = 6 congruent triangles</w:t>
+      </w:r>
+    </w:p>
+    <w:p>
+      <w:pPr>
+        <w:spacing w:after="40" w:before="0"/>
+      </w:pPr>
+      <w:r>
+        <w:t xml:space="preserve">   Step 2 (Identify one triangle): base = 8 in, height = 3.5 in</w:t>
+      </w:r>
+    </w:p>
+    <w:p>
+      <w:pPr>
+        <w:spacing w:after="40" w:before="0"/>
+      </w:pPr>
+      <w:r>
+        <w:t xml:space="preserve">   Step 3 (Find the area of one triangle): A = ½ × 8 × 3.5 = 14 sq in</w:t>
+      </w:r>
+    </w:p>
+    <w:p>
+      <w:pPr>
+        <w:spacing w:after="40" w:before="0"/>
+      </w:pPr>
+      <w:r>
+        <w:t xml:space="preserve">   Step 4 (State the total tile area): Total area = 14 sq in</w:t>
       </w:r>
     </w:p>
     <w:p>
@@ -914,7 +906,39 @@
           <w:b/>
           <w:bCs/>
         </w:rPr>
-        <w:t xml:space="preserve">7. A regular hexagon and a regular pentagon both have triangles with the same base (6 ft) and the same height (5 ft). Which polygon has the greater total area? Explain why the number of sides matters.</w:t>
+        <w:t xml:space="preserve">8. Find the Area Error</w:t>
+      </w:r>
+    </w:p>
+    <w:p>
+      <w:pPr>
+        <w:spacing w:after="40" w:before="0"/>
+      </w:pPr>
+      <w:r>
+        <w:t xml:space="preserve">   Step 1 (Decompose the hexagon): A regular hexagon = 6 triangles</w:t>
+      </w:r>
+    </w:p>
+    <w:p>
+      <w:pPr>
+        <w:spacing w:after="40" w:before="0"/>
+      </w:pPr>
+      <w:r>
+        <w:t xml:space="preserve">   Step 2 (Find area of one triangle): b = 5 m, h = 4.3 m</w:t>
+      </w:r>
+    </w:p>
+    <w:p>
+      <w:pPr>
+        <w:spacing w:after="40" w:before="0"/>
+      </w:pPr>
+      <w:r>
+        <w:t xml:space="preserve">   Step 3 (Calculate one triangle): A = ½ × 5 × 4.3 = 10.75 sq m</w:t>
+      </w:r>
+    </w:p>
+    <w:p>
+      <w:pPr>
+        <w:spacing w:after="40" w:before="0"/>
+      </w:pPr>
+      <w:r>
+        <w:t xml:space="preserve">   Step 4 (Find total area): Total = 10.75 + 6 = 16.75 sq m</w:t>
       </w:r>
     </w:p>
     <w:p>
@@ -926,7 +950,7 @@
           <w:i/>
           <w:iCs/>
         </w:rPr>
-        <w:t xml:space="preserve">Sentence starter: One triangle's area is ½ × ___ × ___ = ___. The hexagon has ___ triangles so its area is ___. The pentagon has ___ triangles so its area is ___. The ___ has more area because ___.</w:t>
+        <w:t xml:space="preserve">Which step has the mistake? Explain and fix it:</w:t>
       </w:r>
     </w:p>
     <w:p>
@@ -964,17 +988,6 @@
     </w:p>
     <w:p>
       <w:pPr>
-        <w:spacing w:after="60" w:before="120"/>
-      </w:pPr>
-      <w:r>
-        <w:rPr>
-          <w:color w:val="BBBBBB"/>
-        </w:rPr>
-        <w:t xml:space="preserve">______________________________________________________________________</w:t>
-      </w:r>
-    </w:p>
-    <w:p>
-      <w:pPr>
         <w:spacing w:after="80" w:before="0"/>
       </w:pPr>
       <w:r>
@@ -982,59 +995,57 @@
           <w:b/>
           <w:bCs/>
         </w:rPr>
-        <w:t xml:space="preserve">8. Each regular polygon below is cut into congruent triangles by drawing a line from the center to every corner. Sort by how many triangles it makes.</w:t>
-      </w:r>
-    </w:p>
-    <w:p>
-      <w:pPr>
-        <w:spacing w:after="80" w:before="0"/>
+        <w:t xml:space="preserve">9. Fix our table's thinking</w:t>
+      </w:r>
+    </w:p>
+    <w:p>
+      <w:pPr>
+        <w:spacing w:after="40" w:before="0"/>
+      </w:pPr>
+      <w:r>
+        <w:t xml:space="preserve">   Step 1 (The problem): Using the triangle from the previous question, what is the total area of the hexagonal skylight?</w:t>
+      </w:r>
+    </w:p>
+    <w:p>
+      <w:pPr>
+        <w:spacing w:after="40" w:before="0"/>
+      </w:pPr>
+      <w:r>
+        <w:t xml:space="preserve">   Step 2 (A classmate at our table answered): 15.6 sq ft</w:t>
+      </w:r>
+    </w:p>
+    <w:p>
+      <w:pPr>
+        <w:spacing w:after="60" w:before="0"/>
       </w:pPr>
       <w:r>
         <w:rPr>
           <w:i/>
           <w:iCs/>
         </w:rPr>
-        <w:t xml:space="preserve">Groups: More than 5 triangles   |   5 or fewer triangles</w:t>
-      </w:r>
-    </w:p>
-    <w:p>
-      <w:pPr>
-        <w:spacing w:after="40" w:before="0"/>
-      </w:pPr>
-      <w:r>
-        <w:t xml:space="preserve">   • Regular hexagon   → __________________</w:t>
-      </w:r>
-    </w:p>
-    <w:p>
-      <w:pPr>
-        <w:spacing w:after="40" w:before="0"/>
-      </w:pPr>
-      <w:r>
-        <w:t xml:space="preserve">   • Regular octagon   → __________________</w:t>
-      </w:r>
-    </w:p>
-    <w:p>
-      <w:pPr>
-        <w:spacing w:after="40" w:before="0"/>
-      </w:pPr>
-      <w:r>
-        <w:t xml:space="preserve">   • Equilateral triangle   → __________________</w:t>
-      </w:r>
-    </w:p>
-    <w:p>
-      <w:pPr>
-        <w:spacing w:after="40" w:before="0"/>
-      </w:pPr>
-      <w:r>
-        <w:t xml:space="preserve">   • Square   → __________________</w:t>
-      </w:r>
-    </w:p>
-    <w:p>
-      <w:pPr>
-        <w:spacing w:after="40" w:before="0"/>
-      </w:pPr>
-      <w:r>
-        <w:t xml:space="preserve">   • Regular pentagon   → __________________</w:t>
+        <w:t xml:space="preserve">Which step has the mistake? Explain and fix it:</w:t>
+      </w:r>
+    </w:p>
+    <w:p>
+      <w:pPr>
+        <w:spacing w:after="60" w:before="120"/>
+      </w:pPr>
+      <w:r>
+        <w:rPr>
+          <w:color w:val="BBBBBB"/>
+        </w:rPr>
+        <w:t xml:space="preserve">______________________________________________________________________</w:t>
+      </w:r>
+    </w:p>
+    <w:p>
+      <w:pPr>
+        <w:spacing w:after="60" w:before="120"/>
+      </w:pPr>
+      <w:r>
+        <w:rPr>
+          <w:color w:val="BBBBBB"/>
+        </w:rPr>
+        <w:t xml:space="preserve">______________________________________________________________________</w:t>
       </w:r>
     </w:p>
     <w:p>
@@ -1075,7 +1086,7 @@
           <w:b/>
           <w:bCs/>
         </w:rPr>
-        <w:t xml:space="preserve">1. A. 15.6 sq ft</w:t>
+        <w:t xml:space="preserve">1. B. 15.6 sq ft</w:t>
       </w:r>
     </w:p>
     <w:p>
@@ -1107,7 +1118,7 @@
           <w:b/>
           <w:bCs/>
         </w:rPr>
-        <w:t xml:space="preserve">2. A. 93.6 sq ft</w:t>
+        <w:t xml:space="preserve">2. C. 93.6 sq ft</w:t>
       </w:r>
     </w:p>
     <w:p>
@@ -1139,7 +1150,7 @@
           <w:b/>
           <w:bCs/>
         </w:rPr>
-        <w:t xml:space="preserve">3. A. 60 in²</w:t>
+        <w:t xml:space="preserve">3. Spot the Common Mistake</w:t>
       </w:r>
     </w:p>
     <w:p>
@@ -1147,7 +1158,43 @@
         <w:spacing w:after="20" w:before="0"/>
       </w:pPr>
       <w:r>
-        <w:t xml:space="preserve">     One triangle = ½ × 4 × 6 = 12 in². A pentagon has 5 triangles, so total = 5 × 12 = 60 in².</w:t>
+        <w:t xml:space="preserve">     The mistake is in Step 4.</w:t>
+      </w:r>
+    </w:p>
+    <w:p>
+      <w:pPr>
+        <w:spacing w:after="20" w:before="0"/>
+      </w:pPr>
+      <w:r>
+        <w:t xml:space="preserve">     Correct work: An octagon has 8 sides, not 5. Total area = 8 × 6 = 48 sq ft — multiply one triangle's area by the actual number of sides (triangles), not a random number.</w:t>
+      </w:r>
+    </w:p>
+    <w:p>
+      <w:pPr>
+        <w:spacing w:after="80" w:before="0"/>
+      </w:pPr>
+      <w:r>
+        <w:t xml:space="preserve">     Watch for: The area of one triangle, 6 sq ft, is right, but the final step multiplied by 5 when an octagon decomposes into 8 triangles. Multiplying by the true number of sides gives Total = 8 × 6 = 48 sq ft.</w:t>
+      </w:r>
+    </w:p>
+    <w:p>
+      <w:pPr>
+        <w:spacing w:after="40" w:before="0"/>
+      </w:pPr>
+      <w:r>
+        <w:rPr>
+          <w:b/>
+          <w:bCs/>
+        </w:rPr>
+        <w:t xml:space="preserve">4. D. 72 cm²</w:t>
+      </w:r>
+    </w:p>
+    <w:p>
+      <w:pPr>
+        <w:spacing w:after="20" w:before="0"/>
+      </w:pPr>
+      <w:r>
+        <w:t xml:space="preserve">     A hexagon has 6 sides, so it splits into 6 equal triangles. Total = 6 × 12 = 72 cm².</w:t>
       </w:r>
     </w:p>
     <w:p>
@@ -1171,7 +1218,7 @@
           <w:b/>
           <w:bCs/>
         </w:rPr>
-        <w:t xml:space="preserve">4. A. 120 sq ft</w:t>
+        <w:t xml:space="preserve">5. C. 60 in²</w:t>
       </w:r>
     </w:p>
     <w:p>
@@ -1179,7 +1226,7 @@
         <w:spacing w:after="20" w:before="0"/>
       </w:pPr>
       <w:r>
-        <w:t xml:space="preserve">     An octagon has 8 sides, so it splits into 8 triangles. One triangle = ½ × 6 × 5 = 15 sq ft. Total = 8 × 15 = 120 sq ft.</w:t>
+        <w:t xml:space="preserve">     One triangle = ½ × 4 × 6 = 12 in². A pentagon has 5 triangles, so total = 5 × 12 = 60 in².</w:t>
       </w:r>
     </w:p>
     <w:p>
@@ -1203,7 +1250,7 @@
           <w:b/>
           <w:bCs/>
         </w:rPr>
-        <w:t xml:space="preserve">5. Level 2 Extension — Find the Tile Area Error</w:t>
+        <w:t xml:space="preserve">6. D. 120 sq ft</w:t>
       </w:r>
     </w:p>
     <w:p>
@@ -1211,6 +1258,38 @@
         <w:spacing w:after="20" w:before="0"/>
       </w:pPr>
       <w:r>
+        <w:t xml:space="preserve">     An octagon has 8 sides, so it splits into 8 triangles. One triangle = ½ × 6 × 5 = 15 sq ft. Total = 8 × 15 = 120 sq ft.</w:t>
+      </w:r>
+    </w:p>
+    <w:p>
+      <w:pPr>
+        <w:spacing w:after="80" w:before="0"/>
+      </w:pPr>
+      <w:r>
+        <w:rPr>
+          <w:i/>
+          <w:iCs/>
+        </w:rPr>
+        <w:t xml:space="preserve">     Watch for: A common mistake in Area of Regular Polygons is stopping after finding the area of ONE triangle and reporting that as the total area — or adding the number of triangles instead of multiplying. Remember: total area = (one triangle's area) × (number of sides), not (one triangle's area) + (number of sides).</w:t>
+      </w:r>
+    </w:p>
+    <w:p>
+      <w:pPr>
+        <w:spacing w:after="40" w:before="0"/>
+      </w:pPr>
+      <w:r>
+        <w:rPr>
+          <w:b/>
+          <w:bCs/>
+        </w:rPr>
+        <w:t xml:space="preserve">7. Level 2 Extension — Find the Tile Area Error</w:t>
+      </w:r>
+    </w:p>
+    <w:p>
+      <w:pPr>
+        <w:spacing w:after="20" w:before="0"/>
+      </w:pPr>
+      <w:r>
         <w:t xml:space="preserve">     The mistake is in Step 4.</w:t>
       </w:r>
     </w:p>
@@ -1239,7 +1318,7 @@
           <w:b/>
           <w:bCs/>
         </w:rPr>
-        <w:t xml:space="preserve">6. Find the Area Error</w:t>
+        <w:t xml:space="preserve">8. Find the Area Error</w:t>
       </w:r>
     </w:p>
     <w:p>
@@ -1275,27 +1354,7 @@
           <w:b/>
           <w:bCs/>
         </w:rPr>
-        <w:t xml:space="preserve">7. Open response — answers will vary.</w:t>
-      </w:r>
-    </w:p>
-    <w:p>
-      <w:pPr>
-        <w:spacing w:after="80" w:before="0"/>
-      </w:pPr>
-      <w:r>
-        <w:t xml:space="preserve">     Look for key words: hexagon, pentagon, triangles, multiply, sides, decompose, area.</w:t>
-      </w:r>
-    </w:p>
-    <w:p>
-      <w:pPr>
-        <w:spacing w:after="40" w:before="0"/>
-      </w:pPr>
-      <w:r>
-        <w:rPr>
-          <w:b/>
-          <w:bCs/>
-        </w:rPr>
-        <w:t xml:space="preserve">8. Correct groups:</w:t>
+        <w:t xml:space="preserve">9. Fix our table's thinking</w:t>
       </w:r>
     </w:p>
     <w:p>
@@ -1303,7 +1362,7 @@
         <w:spacing w:after="20" w:before="0"/>
       </w:pPr>
       <w:r>
-        <w:t xml:space="preserve">     Regular hexagon → More than 5 triangles</w:t>
+        <w:t xml:space="preserve">     The mistake is in Step 2.</w:t>
       </w:r>
     </w:p>
     <w:p>
@@ -1311,39 +1370,7 @@
         <w:spacing w:after="20" w:before="0"/>
       </w:pPr>
       <w:r>
-        <w:t xml:space="preserve">     Regular octagon → More than 5 triangles</w:t>
-      </w:r>
-    </w:p>
-    <w:p>
-      <w:pPr>
-        <w:spacing w:after="20" w:before="0"/>
-      </w:pPr>
-      <w:r>
-        <w:t xml:space="preserve">     Equilateral triangle → 5 or fewer triangles</w:t>
-      </w:r>
-    </w:p>
-    <w:p>
-      <w:pPr>
-        <w:spacing w:after="20" w:before="0"/>
-      </w:pPr>
-      <w:r>
-        <w:t xml:space="preserve">     Square → 5 or fewer triangles</w:t>
-      </w:r>
-    </w:p>
-    <w:p>
-      <w:pPr>
-        <w:spacing w:after="20" w:before="0"/>
-      </w:pPr>
-      <w:r>
-        <w:t xml:space="preserve">     Regular pentagon → 5 or fewer triangles</w:t>
-      </w:r>
-    </w:p>
-    <w:p>
-      <w:pPr>
-        <w:spacing w:after="40" w:before="0"/>
-      </w:pPr>
-      <w:r>
-        <w:t xml:space="preserve"/>
+        <w:t xml:space="preserve">     Correct work: The correct answer is 93.6 sq ft. Total area = 6 triangles × 15.6 sq ft = 93.6 square feet.</w:t>
       </w:r>
     </w:p>
     <w:sectPr>
@@ -1532,7 +1559,14 @@
 <file path=word/styles.xml><?xml version="1.0" encoding="utf-8"?>
 <w:styles xmlns:mc="http://schemas.openxmlformats.org/markup-compatibility/2006" xmlns:r="http://schemas.openxmlformats.org/officeDocument/2006/relationships" xmlns:w="http://schemas.openxmlformats.org/wordprocessingml/2006/main" xmlns:w14="http://schemas.microsoft.com/office/word/2010/wordml" xmlns:w15="http://schemas.microsoft.com/office/word/2012/wordml" mc:Ignorable="w14 w15">
   <w:docDefaults>
-    <w:rPrDefault/>
+    <w:rPrDefault>
+      <w:rPr>
+        <w:rFonts w:ascii="Arial" w:cs="Arial" w:eastAsia="Arial" w:hAnsi="Arial"/>
+        <w:sz w:val="22"/>
+        <w:szCs w:val="22"/>
+        <w:lang w:val="en-US"/>
+      </w:rPr>
+    </w:rPrDefault>
     <w:pPrDefault/>
   </w:docDefaults>
   <w:style w:type="paragraph" w:styleId="Title">
@@ -1550,10 +1584,16 @@
     <w:basedOn w:val="Normal"/>
     <w:next w:val="Normal"/>
     <w:qFormat/>
+    <w:pPr>
+      <w:keepNext/>
+    </w:pPr>
     <w:rPr>
-      <w:color w:val="2E74B5"/>
-      <w:sz w:val="32"/>
-      <w:szCs w:val="32"/>
+      <w:rFonts w:ascii="Arial" w:cs="Arial" w:eastAsia="Arial" w:hAnsi="Arial"/>
+      <w:b/>
+      <w:bCs/>
+      <w:color w:val="183E56"/>
+      <w:sz w:val="34"/>
+      <w:szCs w:val="34"/>
     </w:rPr>
   </w:style>
   <w:style w:type="paragraph" w:styleId="Heading2">
@@ -1561,8 +1601,14 @@
     <w:basedOn w:val="Normal"/>
     <w:next w:val="Normal"/>
     <w:qFormat/>
+    <w:pPr>
+      <w:keepNext/>
+    </w:pPr>
     <w:rPr>
-      <w:color w:val="2E74B5"/>
+      <w:rFonts w:ascii="Arial" w:cs="Arial" w:eastAsia="Arial" w:hAnsi="Arial"/>
+      <w:b/>
+      <w:bCs/>
+      <w:color w:val="176B70"/>
       <w:sz w:val="26"/>
       <w:szCs w:val="26"/>
     </w:rPr>

--- a/lessons/5-9-group1/homework.docx
+++ b/lessons/5-9-group1/homework.docx
@@ -1059,320 +1059,6 @@
         <w:t xml:space="preserve">______________________________________________________________________</w:t>
       </w:r>
     </w:p>
-    <w:p>
-      <w:r>
-        <w:br w:type="page"/>
-      </w:r>
-    </w:p>
-    <w:p>
-      <w:pPr>
-        <w:pStyle w:val="Heading1"/>
-        <w:spacing w:after="120"/>
-      </w:pPr>
-      <w:r>
-        <w:rPr>
-          <w:b/>
-          <w:bCs/>
-        </w:rPr>
-        <w:t xml:space="preserve">Answer Key (Teacher)</w:t>
-      </w:r>
-    </w:p>
-    <w:p>
-      <w:pPr>
-        <w:spacing w:after="40" w:before="0"/>
-      </w:pPr>
-      <w:r>
-        <w:rPr>
-          <w:b/>
-          <w:bCs/>
-        </w:rPr>
-        <w:t xml:space="preserve">1. B. 15.6 sq ft</w:t>
-      </w:r>
-    </w:p>
-    <w:p>
-      <w:pPr>
-        <w:spacing w:after="20" w:before="0"/>
-      </w:pPr>
-      <w:r>
-        <w:t xml:space="preserve">     A = ½ × b × h = ½ × 6 × 5.2 = 15.6 square feet.</w:t>
-      </w:r>
-    </w:p>
-    <w:p>
-      <w:pPr>
-        <w:spacing w:after="80" w:before="0"/>
-      </w:pPr>
-      <w:r>
-        <w:rPr>
-          <w:i/>
-          <w:iCs/>
-        </w:rPr>
-        <w:t xml:space="preserve">     Watch for: A common mistake in Area of Regular Polygons is stopping after finding the area of ONE triangle and reporting that as the total area — or adding the number of triangles instead of multiplying. Remember: total area = (one triangle's area) × (number of sides), not (one triangle's area) + (number of sides).</w:t>
-      </w:r>
-    </w:p>
-    <w:p>
-      <w:pPr>
-        <w:spacing w:after="40" w:before="0"/>
-      </w:pPr>
-      <w:r>
-        <w:rPr>
-          <w:b/>
-          <w:bCs/>
-        </w:rPr>
-        <w:t xml:space="preserve">2. C. 93.6 sq ft</w:t>
-      </w:r>
-    </w:p>
-    <w:p>
-      <w:pPr>
-        <w:spacing w:after="20" w:before="0"/>
-      </w:pPr>
-      <w:r>
-        <w:t xml:space="preserve">     Total area = 6 triangles × 15.6 sq ft = 93.6 square feet.</w:t>
-      </w:r>
-    </w:p>
-    <w:p>
-      <w:pPr>
-        <w:spacing w:after="80" w:before="0"/>
-      </w:pPr>
-      <w:r>
-        <w:rPr>
-          <w:i/>
-          <w:iCs/>
-        </w:rPr>
-        <w:t xml:space="preserve">     Watch for: A common mistake in Area of Regular Polygons is stopping after finding the area of ONE triangle and reporting that as the total area — or adding the number of triangles instead of multiplying. Remember: total area = (one triangle's area) × (number of sides), not (one triangle's area) + (number of sides).</w:t>
-      </w:r>
-    </w:p>
-    <w:p>
-      <w:pPr>
-        <w:spacing w:after="40" w:before="0"/>
-      </w:pPr>
-      <w:r>
-        <w:rPr>
-          <w:b/>
-          <w:bCs/>
-        </w:rPr>
-        <w:t xml:space="preserve">3. Spot the Common Mistake</w:t>
-      </w:r>
-    </w:p>
-    <w:p>
-      <w:pPr>
-        <w:spacing w:after="20" w:before="0"/>
-      </w:pPr>
-      <w:r>
-        <w:t xml:space="preserve">     The mistake is in Step 4.</w:t>
-      </w:r>
-    </w:p>
-    <w:p>
-      <w:pPr>
-        <w:spacing w:after="20" w:before="0"/>
-      </w:pPr>
-      <w:r>
-        <w:t xml:space="preserve">     Correct work: An octagon has 8 sides, not 5. Total area = 8 × 6 = 48 sq ft — multiply one triangle's area by the actual number of sides (triangles), not a random number.</w:t>
-      </w:r>
-    </w:p>
-    <w:p>
-      <w:pPr>
-        <w:spacing w:after="80" w:before="0"/>
-      </w:pPr>
-      <w:r>
-        <w:t xml:space="preserve">     Watch for: The area of one triangle, 6 sq ft, is right, but the final step multiplied by 5 when an octagon decomposes into 8 triangles. Multiplying by the true number of sides gives Total = 8 × 6 = 48 sq ft.</w:t>
-      </w:r>
-    </w:p>
-    <w:p>
-      <w:pPr>
-        <w:spacing w:after="40" w:before="0"/>
-      </w:pPr>
-      <w:r>
-        <w:rPr>
-          <w:b/>
-          <w:bCs/>
-        </w:rPr>
-        <w:t xml:space="preserve">4. D. 72 cm²</w:t>
-      </w:r>
-    </w:p>
-    <w:p>
-      <w:pPr>
-        <w:spacing w:after="20" w:before="0"/>
-      </w:pPr>
-      <w:r>
-        <w:t xml:space="preserve">     A hexagon has 6 sides, so it splits into 6 equal triangles. Total = 6 × 12 = 72 cm².</w:t>
-      </w:r>
-    </w:p>
-    <w:p>
-      <w:pPr>
-        <w:spacing w:after="80" w:before="0"/>
-      </w:pPr>
-      <w:r>
-        <w:rPr>
-          <w:i/>
-          <w:iCs/>
-        </w:rPr>
-        <w:t xml:space="preserve">     Watch for: A common mistake in Area of Regular Polygons is stopping after finding the area of ONE triangle and reporting that as the total area — or adding the number of triangles instead of multiplying. Remember: total area = (one triangle's area) × (number of sides), not (one triangle's area) + (number of sides).</w:t>
-      </w:r>
-    </w:p>
-    <w:p>
-      <w:pPr>
-        <w:spacing w:after="40" w:before="0"/>
-      </w:pPr>
-      <w:r>
-        <w:rPr>
-          <w:b/>
-          <w:bCs/>
-        </w:rPr>
-        <w:t xml:space="preserve">5. C. 60 in²</w:t>
-      </w:r>
-    </w:p>
-    <w:p>
-      <w:pPr>
-        <w:spacing w:after="20" w:before="0"/>
-      </w:pPr>
-      <w:r>
-        <w:t xml:space="preserve">     One triangle = ½ × 4 × 6 = 12 in². A pentagon has 5 triangles, so total = 5 × 12 = 60 in².</w:t>
-      </w:r>
-    </w:p>
-    <w:p>
-      <w:pPr>
-        <w:spacing w:after="80" w:before="0"/>
-      </w:pPr>
-      <w:r>
-        <w:rPr>
-          <w:i/>
-          <w:iCs/>
-        </w:rPr>
-        <w:t xml:space="preserve">     Watch for: A common mistake in Area of Regular Polygons is stopping after finding the area of ONE triangle and reporting that as the total area — or adding the number of triangles instead of multiplying. Remember: total area = (one triangle's area) × (number of sides), not (one triangle's area) + (number of sides).</w:t>
-      </w:r>
-    </w:p>
-    <w:p>
-      <w:pPr>
-        <w:spacing w:after="40" w:before="0"/>
-      </w:pPr>
-      <w:r>
-        <w:rPr>
-          <w:b/>
-          <w:bCs/>
-        </w:rPr>
-        <w:t xml:space="preserve">6. D. 120 sq ft</w:t>
-      </w:r>
-    </w:p>
-    <w:p>
-      <w:pPr>
-        <w:spacing w:after="20" w:before="0"/>
-      </w:pPr>
-      <w:r>
-        <w:t xml:space="preserve">     An octagon has 8 sides, so it splits into 8 triangles. One triangle = ½ × 6 × 5 = 15 sq ft. Total = 8 × 15 = 120 sq ft.</w:t>
-      </w:r>
-    </w:p>
-    <w:p>
-      <w:pPr>
-        <w:spacing w:after="80" w:before="0"/>
-      </w:pPr>
-      <w:r>
-        <w:rPr>
-          <w:i/>
-          <w:iCs/>
-        </w:rPr>
-        <w:t xml:space="preserve">     Watch for: A common mistake in Area of Regular Polygons is stopping after finding the area of ONE triangle and reporting that as the total area — or adding the number of triangles instead of multiplying. Remember: total area = (one triangle's area) × (number of sides), not (one triangle's area) + (number of sides).</w:t>
-      </w:r>
-    </w:p>
-    <w:p>
-      <w:pPr>
-        <w:spacing w:after="40" w:before="0"/>
-      </w:pPr>
-      <w:r>
-        <w:rPr>
-          <w:b/>
-          <w:bCs/>
-        </w:rPr>
-        <w:t xml:space="preserve">7. Level 2 Extension — Find the Tile Area Error</w:t>
-      </w:r>
-    </w:p>
-    <w:p>
-      <w:pPr>
-        <w:spacing w:after="20" w:before="0"/>
-      </w:pPr>
-      <w:r>
-        <w:t xml:space="preserve">     The mistake is in Step 4.</w:t>
-      </w:r>
-    </w:p>
-    <w:p>
-      <w:pPr>
-        <w:spacing w:after="20" w:before="0"/>
-      </w:pPr>
-      <w:r>
-        <w:t xml:space="preserve">     Correct work: The student stopped after finding ONE triangle. A hexagon has 6 congruent triangles, so multiply by 6: Total = 6 × 14 = 84 sq in.</w:t>
-      </w:r>
-    </w:p>
-    <w:p>
-      <w:pPr>
-        <w:spacing w:after="80" w:before="0"/>
-      </w:pPr>
-      <w:r>
-        <w:t xml:space="preserve">     Watch for: The final step reported 14 sq in, which is only ONE of the hexagon's six congruent triangles. Multiplying by the triangle count finishes the job: Total = 6 × 14 = 84 sq in.</w:t>
-      </w:r>
-    </w:p>
-    <w:p>
-      <w:pPr>
-        <w:spacing w:after="40" w:before="0"/>
-      </w:pPr>
-      <w:r>
-        <w:rPr>
-          <w:b/>
-          <w:bCs/>
-        </w:rPr>
-        <w:t xml:space="preserve">8. Find the Area Error</w:t>
-      </w:r>
-    </w:p>
-    <w:p>
-      <w:pPr>
-        <w:spacing w:after="20" w:before="0"/>
-      </w:pPr>
-      <w:r>
-        <w:t xml:space="preserve">     The mistake is in Step 4.</w:t>
-      </w:r>
-    </w:p>
-    <w:p>
-      <w:pPr>
-        <w:spacing w:after="20" w:before="0"/>
-      </w:pPr>
-      <w:r>
-        <w:t xml:space="preserve">     Correct work: To find total area, multiply (not add): Total = 10.75 × 6 = 64.5 sq m. Six equal triangles means 6 times one triangle's area.</w:t>
-      </w:r>
-    </w:p>
-    <w:p>
-      <w:pPr>
-        <w:spacing w:after="80" w:before="0"/>
-      </w:pPr>
-      <w:r>
-        <w:t xml:space="preserve">     Watch for: One triangle at 10.75 sq m is correct, but the last step added the 6 instead of using it as a count. Six congruent triangles means six copies of that area, so Total = 10.75 × 6 = 64.5 sq m.</w:t>
-      </w:r>
-    </w:p>
-    <w:p>
-      <w:pPr>
-        <w:spacing w:after="40" w:before="0"/>
-      </w:pPr>
-      <w:r>
-        <w:rPr>
-          <w:b/>
-          <w:bCs/>
-        </w:rPr>
-        <w:t xml:space="preserve">9. Fix our table's thinking</w:t>
-      </w:r>
-    </w:p>
-    <w:p>
-      <w:pPr>
-        <w:spacing w:after="20" w:before="0"/>
-      </w:pPr>
-      <w:r>
-        <w:t xml:space="preserve">     The mistake is in Step 2.</w:t>
-      </w:r>
-    </w:p>
-    <w:p>
-      <w:pPr>
-        <w:spacing w:after="20" w:before="0"/>
-      </w:pPr>
-      <w:r>
-        <w:t xml:space="preserve">     Correct work: The correct answer is 93.6 sq ft. Total area = 6 triangles × 15.6 sq ft = 93.6 square feet.</w:t>
-      </w:r>
-    </w:p>
     <w:sectPr>
       <w:pgSz w:w="11906" w:h="16838" w:orient="portrait"/>
       <w:pgMar w:top="720" w:right="900" w:bottom="720" w:left="900" w:header="708" w:footer="708" w:gutter="0"/>
